--- a/swe/user-story/user story.docx
+++ b/swe/user-story/user story.docx
@@ -110,7 +110,23 @@
           <w:sz w:val="28"/>
           <w:szCs w:val="28"/>
         </w:rPr>
-        <w:t>User have to input a his personal Gmail id, user name, contact no to register.</w:t>
+        <w:t xml:space="preserve">User have to input </w:t>
+      </w:r>
+      <w:proofErr w:type="gramStart"/>
+      <w:r>
+        <w:rPr>
+          <w:sz w:val="28"/>
+          <w:szCs w:val="28"/>
+        </w:rPr>
+        <w:t>a his</w:t>
+      </w:r>
+      <w:proofErr w:type="gramEnd"/>
+      <w:r>
+        <w:rPr>
+          <w:sz w:val="28"/>
+          <w:szCs w:val="28"/>
+        </w:rPr>
+        <w:t xml:space="preserve"> personal Gmail id, user name, contact no to register.</w:t>
       </w:r>
     </w:p>
     <w:p>
@@ -130,7 +146,35 @@
           <w:sz w:val="28"/>
           <w:szCs w:val="28"/>
         </w:rPr>
-        <w:t>Password must be at least 8 character along with letters and numbers.</w:t>
+        <w:t>Password must be at least 8 character along with letters and numbers</w:t>
+      </w:r>
+      <w:r>
+        <w:rPr>
+          <w:sz w:val="28"/>
+          <w:szCs w:val="28"/>
+        </w:rPr>
+        <w:t xml:space="preserve"> and special chara</w:t>
+      </w:r>
+      <w:r>
+        <w:rPr>
+          <w:sz w:val="28"/>
+          <w:szCs w:val="28"/>
+        </w:rPr>
+        <w:t>c</w:t>
+      </w:r>
+      <w:r>
+        <w:rPr>
+          <w:sz w:val="28"/>
+          <w:szCs w:val="28"/>
+        </w:rPr>
+        <w:t>ter</w:t>
+      </w:r>
+      <w:r>
+        <w:rPr>
+          <w:sz w:val="28"/>
+          <w:szCs w:val="28"/>
+        </w:rPr>
+        <w:t>.</w:t>
       </w:r>
     </w:p>
     <w:p>
@@ -666,7 +710,23 @@
           <w:sz w:val="28"/>
           <w:szCs w:val="28"/>
         </w:rPr>
-        <w:t xml:space="preserve">User can view weather his appliance are in ON or OFF state. </w:t>
+        <w:t xml:space="preserve">User can view weather his appliance </w:t>
+      </w:r>
+      <w:proofErr w:type="gramStart"/>
+      <w:r>
+        <w:rPr>
+          <w:sz w:val="28"/>
+          <w:szCs w:val="28"/>
+        </w:rPr>
+        <w:t>are</w:t>
+      </w:r>
+      <w:proofErr w:type="gramEnd"/>
+      <w:r>
+        <w:rPr>
+          <w:sz w:val="28"/>
+          <w:szCs w:val="28"/>
+        </w:rPr>
+        <w:t xml:space="preserve"> in ON or OFF state. </w:t>
       </w:r>
     </w:p>
     <w:p>
@@ -924,7 +984,23 @@
           <w:sz w:val="28"/>
           <w:szCs w:val="28"/>
         </w:rPr>
-        <w:t>By switching this buttons, user send signal to the appliance.</w:t>
+        <w:t xml:space="preserve">By switching </w:t>
+      </w:r>
+      <w:proofErr w:type="gramStart"/>
+      <w:r>
+        <w:rPr>
+          <w:sz w:val="28"/>
+          <w:szCs w:val="28"/>
+        </w:rPr>
+        <w:t>this buttons</w:t>
+      </w:r>
+      <w:proofErr w:type="gramEnd"/>
+      <w:r>
+        <w:rPr>
+          <w:sz w:val="28"/>
+          <w:szCs w:val="28"/>
+        </w:rPr>
+        <w:t>, user send signal to the appliance.</w:t>
       </w:r>
     </w:p>
     <w:p>
@@ -1100,7 +1176,74 @@
           <w:sz w:val="28"/>
           <w:szCs w:val="28"/>
         </w:rPr>
-        <w:t>developer, I want the appliance to be connected with Arduino or NodeMCU ( ESP8266 ) so that it can follow command through these microcontrollers.</w:t>
+        <w:t>user</w:t>
+      </w:r>
+      <w:r>
+        <w:rPr>
+          <w:sz w:val="28"/>
+          <w:szCs w:val="28"/>
+        </w:rPr>
+        <w:t xml:space="preserve">, I want </w:t>
+      </w:r>
+      <w:r>
+        <w:rPr>
+          <w:sz w:val="28"/>
+          <w:szCs w:val="28"/>
+        </w:rPr>
+        <w:t>my</w:t>
+      </w:r>
+      <w:r>
+        <w:rPr>
+          <w:sz w:val="28"/>
+          <w:szCs w:val="28"/>
+        </w:rPr>
+        <w:t xml:space="preserve"> appliance</w:t>
+      </w:r>
+      <w:r>
+        <w:rPr>
+          <w:sz w:val="28"/>
+          <w:szCs w:val="28"/>
+        </w:rPr>
+        <w:t>’s</w:t>
+      </w:r>
+      <w:r>
+        <w:rPr>
+          <w:sz w:val="28"/>
+          <w:szCs w:val="28"/>
+        </w:rPr>
+        <w:t xml:space="preserve"> to be connected with Arduino or </w:t>
+      </w:r>
+      <w:proofErr w:type="spellStart"/>
+      <w:r>
+        <w:rPr>
+          <w:sz w:val="28"/>
+          <w:szCs w:val="28"/>
+        </w:rPr>
+        <w:t>NodeMCU</w:t>
+      </w:r>
+      <w:proofErr w:type="spellEnd"/>
+      <w:r>
+        <w:rPr>
+          <w:sz w:val="28"/>
+          <w:szCs w:val="28"/>
+        </w:rPr>
+        <w:t xml:space="preserve"> </w:t>
+      </w:r>
+      <w:proofErr w:type="gramStart"/>
+      <w:r>
+        <w:rPr>
+          <w:sz w:val="28"/>
+          <w:szCs w:val="28"/>
+        </w:rPr>
+        <w:t>( ESP</w:t>
+      </w:r>
+      <w:proofErr w:type="gramEnd"/>
+      <w:r>
+        <w:rPr>
+          <w:sz w:val="28"/>
+          <w:szCs w:val="28"/>
+        </w:rPr>
+        <w:t>8266 ) so that it can follow command through these microcontrollers.</w:t>
       </w:r>
     </w:p>
     <w:p>
@@ -1135,7 +1278,35 @@
           <w:sz w:val="28"/>
           <w:szCs w:val="28"/>
         </w:rPr>
-        <w:t>Based on the customer’s map, developer make his appliance operational.</w:t>
+        <w:t>Based on the customer’s</w:t>
+      </w:r>
+      <w:r>
+        <w:rPr>
+          <w:sz w:val="28"/>
+          <w:szCs w:val="28"/>
+        </w:rPr>
+        <w:t xml:space="preserve"> house</w:t>
+      </w:r>
+      <w:r>
+        <w:rPr>
+          <w:sz w:val="28"/>
+          <w:szCs w:val="28"/>
+        </w:rPr>
+        <w:t xml:space="preserve"> map, developer make </w:t>
+      </w:r>
+      <w:r>
+        <w:rPr>
+          <w:sz w:val="28"/>
+          <w:szCs w:val="28"/>
+        </w:rPr>
+        <w:t>users</w:t>
+      </w:r>
+      <w:r>
+        <w:rPr>
+          <w:sz w:val="28"/>
+          <w:szCs w:val="28"/>
+        </w:rPr>
+        <w:t xml:space="preserve"> appliance operational.</w:t>
       </w:r>
     </w:p>
     <w:p>
@@ -1237,7 +1408,7 @@
           <w:sz w:val="28"/>
           <w:szCs w:val="28"/>
         </w:rPr>
-        <w:t>Inappropriate pin diagram  followed</w:t>
+        <w:t>Inappropriate pin diagram followed</w:t>
       </w:r>
     </w:p>
     <w:p>
@@ -1538,7 +1709,39 @@
           <w:sz w:val="28"/>
           <w:szCs w:val="28"/>
         </w:rPr>
-        <w:t>Device is placed to far ( above 10m ) from android app.</w:t>
+        <w:t xml:space="preserve">Device is placed </w:t>
+      </w:r>
+      <w:proofErr w:type="spellStart"/>
+      <w:r>
+        <w:rPr>
+          <w:sz w:val="28"/>
+          <w:szCs w:val="28"/>
+        </w:rPr>
+        <w:t>to</w:t>
+      </w:r>
+      <w:proofErr w:type="spellEnd"/>
+      <w:r>
+        <w:rPr>
+          <w:sz w:val="28"/>
+          <w:szCs w:val="28"/>
+        </w:rPr>
+        <w:t xml:space="preserve"> far </w:t>
+      </w:r>
+      <w:proofErr w:type="gramStart"/>
+      <w:r>
+        <w:rPr>
+          <w:sz w:val="28"/>
+          <w:szCs w:val="28"/>
+        </w:rPr>
+        <w:t>( above</w:t>
+      </w:r>
+      <w:proofErr w:type="gramEnd"/>
+      <w:r>
+        <w:rPr>
+          <w:sz w:val="28"/>
+          <w:szCs w:val="28"/>
+        </w:rPr>
+        <w:t xml:space="preserve"> 10m ) from android app.</w:t>
       </w:r>
     </w:p>
     <w:p>
@@ -1558,7 +1761,21 @@
           <w:sz w:val="28"/>
           <w:szCs w:val="28"/>
         </w:rPr>
-        <w:t>Micro-controller is not powerd.</w:t>
+        <w:t>Micro-controller is not power</w:t>
+      </w:r>
+      <w:r>
+        <w:rPr>
+          <w:sz w:val="28"/>
+          <w:szCs w:val="28"/>
+        </w:rPr>
+        <w:t>e</w:t>
+      </w:r>
+      <w:r>
+        <w:rPr>
+          <w:sz w:val="28"/>
+          <w:szCs w:val="28"/>
+        </w:rPr>
+        <w:t>d.</w:t>
       </w:r>
     </w:p>
     <w:p>
@@ -1590,29 +1807,22 @@
           <w:szCs w:val="32"/>
         </w:rPr>
         <w:lastRenderedPageBreak/>
-        <w:t xml:space="preserve">User Story - </w:t>
-      </w:r>
-      <w:r>
+        <w:t>User Story - 7</w:t>
+      </w:r>
+    </w:p>
+    <w:p>
+      <w:pPr>
+        <w:jc w:val="center"/>
         <w:rPr>
           <w:sz w:val="32"/>
           <w:szCs w:val="32"/>
         </w:rPr>
-        <w:t>7</w:t>
-      </w:r>
-    </w:p>
-    <w:p>
-      <w:pPr>
-        <w:jc w:val="center"/>
+      </w:pPr>
+      <w:r>
         <w:rPr>
           <w:sz w:val="32"/>
           <w:szCs w:val="32"/>
         </w:rPr>
-      </w:pPr>
-      <w:r>
-        <w:rPr>
-          <w:sz w:val="32"/>
-          <w:szCs w:val="32"/>
-        </w:rPr>
         <w:t>Project Type: Home Appliance Monitoring System</w:t>
       </w:r>
     </w:p>
@@ -1643,7 +1853,21 @@
           <w:sz w:val="28"/>
           <w:szCs w:val="28"/>
         </w:rPr>
-        <w:t>As a user, I use Temperature and Humidity sensor to sense my current condition of my home.</w:t>
+        <w:t xml:space="preserve">As a user, I </w:t>
+      </w:r>
+      <w:r>
+        <w:rPr>
+          <w:sz w:val="28"/>
+          <w:szCs w:val="28"/>
+        </w:rPr>
+        <w:t xml:space="preserve">want to </w:t>
+      </w:r>
+      <w:r>
+        <w:rPr>
+          <w:sz w:val="28"/>
+          <w:szCs w:val="28"/>
+        </w:rPr>
+        <w:t>use Temperature and Humidity sensor to sense my current condition of my home.</w:t>
       </w:r>
     </w:p>
     <w:p>
@@ -1685,7 +1909,21 @@
           <w:sz w:val="28"/>
           <w:szCs w:val="28"/>
         </w:rPr>
-        <w:t>HT11 sensor is used in the system.</w:t>
+        <w:t>HT11</w:t>
+      </w:r>
+      <w:r>
+        <w:rPr>
+          <w:sz w:val="28"/>
+          <w:szCs w:val="28"/>
+        </w:rPr>
+        <w:t xml:space="preserve"> temperature and humidity</w:t>
+      </w:r>
+      <w:r>
+        <w:rPr>
+          <w:sz w:val="28"/>
+          <w:szCs w:val="28"/>
+        </w:rPr>
+        <w:t xml:space="preserve"> sensor is used in the system.</w:t>
       </w:r>
     </w:p>
     <w:p>
@@ -1705,7 +1943,35 @@
           <w:sz w:val="28"/>
           <w:szCs w:val="28"/>
         </w:rPr>
-        <w:t xml:space="preserve">This sensor has three pin, VCC pin and Ground pin will be connected to Micro-controller’s 5V, and GND </w:t>
+        <w:t xml:space="preserve">This sensor has </w:t>
+      </w:r>
+      <w:r>
+        <w:rPr>
+          <w:sz w:val="28"/>
+          <w:szCs w:val="28"/>
+        </w:rPr>
+        <w:t xml:space="preserve">different </w:t>
+      </w:r>
+      <w:r>
+        <w:rPr>
+          <w:sz w:val="28"/>
+          <w:szCs w:val="28"/>
+        </w:rPr>
+        <w:t>pin</w:t>
+      </w:r>
+      <w:r>
+        <w:rPr>
+          <w:sz w:val="28"/>
+          <w:szCs w:val="28"/>
+        </w:rPr>
+        <w:t>s</w:t>
+      </w:r>
+      <w:r>
+        <w:rPr>
+          <w:sz w:val="28"/>
+          <w:szCs w:val="28"/>
+        </w:rPr>
+        <w:t xml:space="preserve">, VCC pin and Ground pin will be connected to Micro-controller’s 5V, and GND </w:t>
       </w:r>
       <w:r>
         <w:rPr>
@@ -1732,7 +1998,21 @@
           <w:sz w:val="28"/>
           <w:szCs w:val="28"/>
         </w:rPr>
-        <w:t>Signal pin will connected to any analog / digital pin of micro-controller.</w:t>
+        <w:t>Signal pin will</w:t>
+      </w:r>
+      <w:r>
+        <w:rPr>
+          <w:sz w:val="28"/>
+          <w:szCs w:val="28"/>
+        </w:rPr>
+        <w:t xml:space="preserve"> be</w:t>
+      </w:r>
+      <w:r>
+        <w:rPr>
+          <w:sz w:val="28"/>
+          <w:szCs w:val="28"/>
+        </w:rPr>
+        <w:t xml:space="preserve"> connected to any analog / digital pin of micro-controller.</w:t>
       </w:r>
     </w:p>
     <w:p>
@@ -1839,29 +2119,22 @@
           <w:szCs w:val="32"/>
         </w:rPr>
         <w:lastRenderedPageBreak/>
-        <w:t xml:space="preserve">User Story - </w:t>
-      </w:r>
-      <w:r>
+        <w:t>User Story - 8</w:t>
+      </w:r>
+    </w:p>
+    <w:p>
+      <w:pPr>
+        <w:jc w:val="center"/>
         <w:rPr>
           <w:sz w:val="32"/>
           <w:szCs w:val="32"/>
         </w:rPr>
-        <w:t>8</w:t>
-      </w:r>
-    </w:p>
-    <w:p>
-      <w:pPr>
-        <w:jc w:val="center"/>
+      </w:pPr>
+      <w:r>
         <w:rPr>
           <w:sz w:val="32"/>
           <w:szCs w:val="32"/>
         </w:rPr>
-      </w:pPr>
-      <w:r>
-        <w:rPr>
-          <w:sz w:val="32"/>
-          <w:szCs w:val="32"/>
-        </w:rPr>
         <w:t>Project Type: Home Appliance Monitoring System</w:t>
       </w:r>
     </w:p>
@@ -1892,7 +2165,42 @@
           <w:sz w:val="28"/>
           <w:szCs w:val="28"/>
         </w:rPr>
-        <w:t>As  a developer, I will use Relay module to make appliance functioning.</w:t>
+        <w:t xml:space="preserve">As a </w:t>
+      </w:r>
+      <w:r>
+        <w:rPr>
+          <w:sz w:val="28"/>
+          <w:szCs w:val="28"/>
+        </w:rPr>
+        <w:t>user</w:t>
+      </w:r>
+      <w:r>
+        <w:rPr>
+          <w:sz w:val="28"/>
+          <w:szCs w:val="28"/>
+        </w:rPr>
+        <w:t xml:space="preserve">, I </w:t>
+      </w:r>
+      <w:r>
+        <w:rPr>
+          <w:sz w:val="28"/>
+          <w:szCs w:val="28"/>
+        </w:rPr>
+        <w:t xml:space="preserve">want my appliance to be connected with micro-controller through </w:t>
+      </w:r>
+      <w:r>
+        <w:rPr>
+          <w:sz w:val="28"/>
+          <w:szCs w:val="28"/>
+        </w:rPr>
+        <w:t>Relay module</w:t>
+      </w:r>
+      <w:r>
+        <w:rPr>
+          <w:sz w:val="28"/>
+          <w:szCs w:val="28"/>
+        </w:rPr>
+        <w:t>.</w:t>
       </w:r>
     </w:p>
     <w:p>
@@ -1927,7 +2235,39 @@
           <w:sz w:val="28"/>
           <w:szCs w:val="28"/>
         </w:rPr>
-        <w:t>Basic home appliance ( Bulb, fan, power-outlet ) are transferring AC (110V ~ 250V) current. But Micro-controller will working in DC (5V) current.</w:t>
+        <w:t xml:space="preserve">Basic home appliance </w:t>
+      </w:r>
+      <w:proofErr w:type="gramStart"/>
+      <w:r>
+        <w:rPr>
+          <w:sz w:val="28"/>
+          <w:szCs w:val="28"/>
+        </w:rPr>
+        <w:t>( Bulb</w:t>
+      </w:r>
+      <w:proofErr w:type="gramEnd"/>
+      <w:r>
+        <w:rPr>
+          <w:sz w:val="28"/>
+          <w:szCs w:val="28"/>
+        </w:rPr>
+        <w:t xml:space="preserve">, fan, power-outlet ) are transferring AC (110V ~ 250V) current. But Micro-controller will </w:t>
+      </w:r>
+      <w:proofErr w:type="gramStart"/>
+      <w:r>
+        <w:rPr>
+          <w:sz w:val="28"/>
+          <w:szCs w:val="28"/>
+        </w:rPr>
+        <w:t>working</w:t>
+      </w:r>
+      <w:proofErr w:type="gramEnd"/>
+      <w:r>
+        <w:rPr>
+          <w:sz w:val="28"/>
+          <w:szCs w:val="28"/>
+        </w:rPr>
+        <w:t xml:space="preserve"> in DC (5V) current.</w:t>
       </w:r>
     </w:p>
     <w:p>
@@ -1942,14 +2282,25 @@
           <w:szCs w:val="28"/>
         </w:rPr>
       </w:pPr>
-      <w:r>
-        <w:rPr>
-          <w:sz w:val="28"/>
-          <w:szCs w:val="28"/>
-        </w:rPr>
-        <w:t>5 volt Relay module is used to connect Arduino with appliance.</w:t>
-      </w:r>
-    </w:p>
+      <w:bookmarkStart w:id="0" w:name="_GoBack"/>
+      <w:proofErr w:type="gramStart"/>
+      <w:r>
+        <w:rPr>
+          <w:sz w:val="28"/>
+          <w:szCs w:val="28"/>
+        </w:rPr>
+        <w:t>5 volt</w:t>
+      </w:r>
+      <w:proofErr w:type="gramEnd"/>
+      <w:r>
+        <w:rPr>
+          <w:sz w:val="28"/>
+          <w:szCs w:val="28"/>
+        </w:rPr>
+        <w:t xml:space="preserve"> Relay module is used to connect Arduino with appliance.</w:t>
+      </w:r>
+    </w:p>
+    <w:bookmarkEnd w:id="0"/>
     <w:p>
       <w:pPr>
         <w:rPr>
@@ -2043,14 +2394,7 @@
           <w:szCs w:val="32"/>
         </w:rPr>
         <w:lastRenderedPageBreak/>
-        <w:t xml:space="preserve">User Story - </w:t>
-      </w:r>
-      <w:r>
-        <w:rPr>
-          <w:sz w:val="32"/>
-          <w:szCs w:val="32"/>
-        </w:rPr>
-        <w:t>9</w:t>
+        <w:t>User Story - 9</w:t>
       </w:r>
     </w:p>
     <w:p>
@@ -2133,12 +2477,21 @@
           <w:szCs w:val="28"/>
         </w:rPr>
       </w:pPr>
-      <w:r>
-        <w:rPr>
-          <w:sz w:val="28"/>
-          <w:szCs w:val="28"/>
-        </w:rPr>
-        <w:t>Basically 16x2 display has 16 pin that take most of the micro-controller pin operational.</w:t>
+      <w:proofErr w:type="gramStart"/>
+      <w:r>
+        <w:rPr>
+          <w:sz w:val="28"/>
+          <w:szCs w:val="28"/>
+        </w:rPr>
+        <w:t>Basically</w:t>
+      </w:r>
+      <w:proofErr w:type="gramEnd"/>
+      <w:r>
+        <w:rPr>
+          <w:sz w:val="28"/>
+          <w:szCs w:val="28"/>
+        </w:rPr>
+        <w:t xml:space="preserve"> 16x2 display has 16 pin that take most of the micro-controller pin operational.</w:t>
       </w:r>
     </w:p>
     <w:p>
@@ -2245,29 +2598,22 @@
           <w:szCs w:val="32"/>
         </w:rPr>
         <w:lastRenderedPageBreak/>
-        <w:t xml:space="preserve">User Story - </w:t>
-      </w:r>
-      <w:r>
+        <w:t>User Story - 10</w:t>
+      </w:r>
+    </w:p>
+    <w:p>
+      <w:pPr>
+        <w:jc w:val="center"/>
         <w:rPr>
           <w:sz w:val="32"/>
           <w:szCs w:val="32"/>
         </w:rPr>
-        <w:t>10</w:t>
-      </w:r>
-    </w:p>
-    <w:p>
-      <w:pPr>
-        <w:jc w:val="center"/>
+      </w:pPr>
+      <w:r>
         <w:rPr>
           <w:sz w:val="32"/>
           <w:szCs w:val="32"/>
         </w:rPr>
-      </w:pPr>
-      <w:r>
-        <w:rPr>
-          <w:sz w:val="32"/>
-          <w:szCs w:val="32"/>
-        </w:rPr>
         <w:t>Project Type: Home Appliance Monitoring System</w:t>
       </w:r>
     </w:p>
@@ -2298,7 +2644,23 @@
           <w:sz w:val="28"/>
           <w:szCs w:val="28"/>
         </w:rPr>
-        <w:t>As a developer, I want to reduce the total wiring complexity into printed circuit board ( PCB ) so that the system become more efficient and functional</w:t>
+        <w:t xml:space="preserve">As a developer, I want to reduce the total wiring complexity into printed circuit board </w:t>
+      </w:r>
+      <w:proofErr w:type="gramStart"/>
+      <w:r>
+        <w:rPr>
+          <w:sz w:val="28"/>
+          <w:szCs w:val="28"/>
+        </w:rPr>
+        <w:t>( PCB</w:t>
+      </w:r>
+      <w:proofErr w:type="gramEnd"/>
+      <w:r>
+        <w:rPr>
+          <w:sz w:val="28"/>
+          <w:szCs w:val="28"/>
+        </w:rPr>
+        <w:t xml:space="preserve"> ) so that the system become more efficient and functional</w:t>
       </w:r>
     </w:p>
     <w:p>
@@ -2333,7 +2695,55 @@
           <w:sz w:val="28"/>
           <w:szCs w:val="28"/>
         </w:rPr>
-        <w:t>Along with power supply conversion ( AC - DC ) for microcontroller, EaglePCB simulator is used to simplify the total system into a moderate pcb.</w:t>
+        <w:t xml:space="preserve">Along with power supply conversion </w:t>
+      </w:r>
+      <w:proofErr w:type="gramStart"/>
+      <w:r>
+        <w:rPr>
+          <w:sz w:val="28"/>
+          <w:szCs w:val="28"/>
+        </w:rPr>
+        <w:t>( AC</w:t>
+      </w:r>
+      <w:proofErr w:type="gramEnd"/>
+      <w:r>
+        <w:rPr>
+          <w:sz w:val="28"/>
+          <w:szCs w:val="28"/>
+        </w:rPr>
+        <w:t xml:space="preserve"> - DC ) for microcontroller, </w:t>
+      </w:r>
+      <w:proofErr w:type="spellStart"/>
+      <w:r>
+        <w:rPr>
+          <w:sz w:val="28"/>
+          <w:szCs w:val="28"/>
+        </w:rPr>
+        <w:t>EaglePCB</w:t>
+      </w:r>
+      <w:proofErr w:type="spellEnd"/>
+      <w:r>
+        <w:rPr>
+          <w:sz w:val="28"/>
+          <w:szCs w:val="28"/>
+        </w:rPr>
+        <w:t xml:space="preserve"> simulator is used to simplify the total system into a moderate </w:t>
+      </w:r>
+      <w:proofErr w:type="spellStart"/>
+      <w:r>
+        <w:rPr>
+          <w:sz w:val="28"/>
+          <w:szCs w:val="28"/>
+        </w:rPr>
+        <w:t>pcb</w:t>
+      </w:r>
+      <w:proofErr w:type="spellEnd"/>
+      <w:r>
+        <w:rPr>
+          <w:sz w:val="28"/>
+          <w:szCs w:val="28"/>
+        </w:rPr>
+        <w:t>.</w:t>
       </w:r>
     </w:p>
     <w:p>
@@ -2388,16 +2798,7 @@
           <w:sz w:val="28"/>
           <w:szCs w:val="28"/>
         </w:rPr>
-        <w:t xml:space="preserve">Any pin mismatch will </w:t>
-      </w:r>
-      <w:bookmarkStart w:id="0" w:name="_GoBack"/>
-      <w:bookmarkEnd w:id="0"/>
-      <w:r>
-        <w:rPr>
-          <w:sz w:val="28"/>
-          <w:szCs w:val="28"/>
-        </w:rPr>
-        <w:t>lead into system failure.</w:t>
+        <w:t>Any pin mismatch will lead into system failure.</w:t>
       </w:r>
     </w:p>
     <w:sectPr>

--- a/swe/user-story/user story.docx
+++ b/swe/user-story/user story.docx
@@ -2282,7 +2282,6 @@
           <w:szCs w:val="28"/>
         </w:rPr>
       </w:pPr>
-      <w:bookmarkStart w:id="0" w:name="_GoBack"/>
       <w:proofErr w:type="gramStart"/>
       <w:r>
         <w:rPr>
@@ -2300,7 +2299,6 @@
         <w:t xml:space="preserve"> Relay module is used to connect Arduino with appliance.</w:t>
       </w:r>
     </w:p>
-    <w:bookmarkEnd w:id="0"/>
     <w:p>
       <w:pPr>
         <w:rPr>
@@ -2743,6 +2741,13 @@
           <w:sz w:val="28"/>
           <w:szCs w:val="28"/>
         </w:rPr>
+        <w:t xml:space="preserve"> form</w:t>
+      </w:r>
+      <w:r>
+        <w:rPr>
+          <w:sz w:val="28"/>
+          <w:szCs w:val="28"/>
+        </w:rPr>
         <w:t>.</w:t>
       </w:r>
     </w:p>
@@ -2793,6 +2798,7 @@
           <w:szCs w:val="28"/>
         </w:rPr>
       </w:pPr>
+      <w:bookmarkStart w:id="0" w:name="_GoBack"/>
       <w:r>
         <w:rPr>
           <w:sz w:val="28"/>
@@ -2800,6 +2806,7 @@
         </w:rPr>
         <w:t>Any pin mismatch will lead into system failure.</w:t>
       </w:r>
+      <w:bookmarkEnd w:id="0"/>
     </w:p>
     <w:sectPr>
       <w:pgSz w:w="12240" w:h="15840"/>
